--- a/modelos/desenvolvimento/ModeloDev  - Estratégia de solução.docx
+++ b/modelos/desenvolvimento/ModeloDev  - Estratégia de solução.docx
@@ -851,63 +851,7 @@
           <w:sz w:val="28"/>
           <w:szCs w:val="28"/>
         </w:rPr>
-        <w:t>[ID_ATIVIDADE]</w:t>
-      </w:r>
-      <w:r>
-        <w:rPr>
-          <w:b/>
-          <w:bCs/>
-          <w:sz w:val="28"/>
-          <w:szCs w:val="28"/>
-        </w:rPr>
-        <w:t xml:space="preserve"> </w:t>
-      </w:r>
-      <w:r>
-        <w:rPr>
-          <w:b/>
-          <w:bCs/>
-          <w:sz w:val="28"/>
-          <w:szCs w:val="28"/>
-        </w:rPr>
-        <w:t>–</w:t>
-      </w:r>
-      <w:r>
-        <w:rPr>
-          <w:b/>
-          <w:bCs/>
-          <w:sz w:val="28"/>
-          <w:szCs w:val="28"/>
-        </w:rPr>
-        <w:t xml:space="preserve"> </w:t>
-      </w:r>
-      <w:r>
-        <w:rPr>
-          <w:b/>
-          <w:bCs/>
-          <w:sz w:val="28"/>
-          <w:szCs w:val="28"/>
-        </w:rPr>
-        <w:t>[</w:t>
-      </w:r>
-      <w:proofErr w:type="gramStart"/>
-      <w:r>
-        <w:rPr>
-          <w:b/>
-          <w:bCs/>
-          <w:sz w:val="28"/>
-          <w:szCs w:val="28"/>
-        </w:rPr>
-        <w:t>TITULO</w:t>
-      </w:r>
-      <w:proofErr w:type="gramEnd"/>
-      <w:r>
-        <w:rPr>
-          <w:b/>
-          <w:bCs/>
-          <w:sz w:val="28"/>
-          <w:szCs w:val="28"/>
-        </w:rPr>
-        <w:t>_ATIVIDADE]</w:t>
+        <w:t>[TITULO]</w:t>
       </w:r>
     </w:p>
     <w:p>
@@ -968,15 +912,7 @@
         <w:t xml:space="preserve">: </w:t>
       </w:r>
       <w:r>
-        <w:t>[</w:t>
-      </w:r>
-      <w:proofErr w:type="gramStart"/>
-      <w:r>
-        <w:t>TITULO</w:t>
-      </w:r>
-      <w:proofErr w:type="gramEnd"/>
-      <w:r>
-        <w:t>_RF]</w:t>
+        <w:t>[TITULO_RF]</w:t>
       </w:r>
     </w:p>
     <w:tbl>
@@ -1367,15 +1303,7 @@
               <w:widowControl w:val="0"/>
             </w:pPr>
             <w:r>
-              <w:t>[REGRAS_</w:t>
-            </w:r>
-            <w:proofErr w:type="gramStart"/>
-            <w:r>
-              <w:t>NEGOCIO</w:t>
-            </w:r>
-            <w:proofErr w:type="gramEnd"/>
-            <w:r>
-              <w:t>_RF]</w:t>
+              <w:t>[REGRAS_NEGOCIO_RF]</w:t>
             </w:r>
           </w:p>
         </w:tc>
@@ -1485,33 +1413,7 @@
         <w:jc w:val="left"/>
       </w:pPr>
       <w:r>
-        <w:t>R</w:t>
-      </w:r>
-      <w:r>
-        <w:t>N</w:t>
-      </w:r>
-      <w:r>
-        <w:t>F-[N_R</w:t>
-      </w:r>
-      <w:r>
-        <w:t>N</w:t>
-      </w:r>
-      <w:r>
-        <w:t>F]: [</w:t>
-      </w:r>
-      <w:proofErr w:type="gramStart"/>
-      <w:r>
-        <w:t>TITULO</w:t>
-      </w:r>
-      <w:proofErr w:type="gramEnd"/>
-      <w:r>
-        <w:t>_R</w:t>
-      </w:r>
-      <w:r>
-        <w:t>N</w:t>
-      </w:r>
-      <w:r>
-        <w:t>F]</w:t>
+        <w:t>RNF-[N_RNF]: [TITULO_RNF]</w:t>
       </w:r>
     </w:p>
     <w:p>
@@ -1519,13 +1421,7 @@
         <w:spacing w:before="240" w:after="240" w:line="360" w:lineRule="auto"/>
       </w:pPr>
       <w:r>
-        <w:t>[DESCRICAO_R</w:t>
-      </w:r>
-      <w:r>
-        <w:t>N</w:t>
-      </w:r>
-      <w:r>
-        <w:t>F]</w:t>
+        <w:t>[DESCRICAO_RNF]</w:t>
       </w:r>
     </w:p>
     <w:sectPr>
@@ -1614,21 +1510,7 @@
       <w:rPr>
         <w:color w:val="666666"/>
       </w:rPr>
-      <w:t xml:space="preserve"> Rua Tereza Bezerra </w:t>
-    </w:r>
-    <w:proofErr w:type="spellStart"/>
-    <w:r>
-      <w:rPr>
-        <w:color w:val="666666"/>
-      </w:rPr>
-      <w:t>Salustino</w:t>
-    </w:r>
-    <w:proofErr w:type="spellEnd"/>
-    <w:r>
-      <w:rPr>
-        <w:color w:val="666666"/>
-      </w:rPr>
-      <w:t>, 1901 - Lagoa Nova, Natal/RN, Sala 9, 59075-225</w:t>
+      <w:t xml:space="preserve"> Rua Tereza Bezerra Salustino, 1901 - Lagoa Nova, Natal/RN, Sala 9, 59075-225</w:t>
     </w:r>
   </w:p>
   <w:p>
@@ -1795,21 +1677,7 @@
       <w:rPr>
         <w:color w:val="666666"/>
       </w:rPr>
-      <w:t xml:space="preserve"> Rua da </w:t>
-    </w:r>
-    <w:proofErr w:type="spellStart"/>
-    <w:r>
-      <w:rPr>
-        <w:color w:val="666666"/>
-      </w:rPr>
-      <w:t>Bronzita</w:t>
-    </w:r>
-    <w:proofErr w:type="spellEnd"/>
-    <w:r>
-      <w:rPr>
-        <w:color w:val="666666"/>
-      </w:rPr>
-      <w:t>, 1917, Lagoa Nova, Natal/RN, Sala 3, 59.076-500</w:t>
+      <w:t xml:space="preserve"> Rua da Bronzita, 1917, Lagoa Nova, Natal/RN, Sala 3, 59.076-500</w:t>
     </w:r>
   </w:p>
   <w:p>
